--- a/Entregas/Sprint 1/Desenvolvimento Frontend/H4 - Criar interface de upload drag-and-drop/PSP2 - S1T18 - Componente Drag-and-Drop.docx
+++ b/Entregas/Sprint 1/Desenvolvimento Frontend/H4 - Criar interface de upload drag-and-drop/PSP2 - S1T18 - Componente Drag-and-Drop.docx
@@ -46,6 +46,62 @@
       </w:pPr>
       <w:r>
         <w:t xml:space="preserve"/>
+      </w:r>
+    </w:p>
+    <w:p>
+      <w:pPr>
+        <w:pStyle w:val="Heading2"/>
+        <w:spacing w:after="180" w:before="120"/>
+      </w:pPr>
+      <w:r>
+        <w:rPr>
+          <w:rFonts w:ascii="Arial" w:cs="Arial" w:eastAsia="Arial" w:hAnsi="Arial"/>
+          <w:b/>
+          <w:bCs/>
+          <w:color w:val="1F3864"/>
+          <w:sz w:val="28"/>
+          <w:szCs w:val="28"/>
+        </w:rPr>
+        <w:t xml:space="preserve">📖 Em palavras simples</w:t>
+      </w:r>
+    </w:p>
+    <w:p>
+      <w:pPr>
+        <w:spacing w:after="180"/>
+      </w:pPr>
+      <w:r>
+        <w:rPr>
+          <w:rFonts w:ascii="Arial" w:cs="Arial" w:eastAsia="Arial" w:hAnsi="Arial"/>
+          <w:sz w:val="22"/>
+          <w:szCs w:val="22"/>
+        </w:rPr>
+        <w:t xml:space="preserve">O componente de upload é a área principal da tela onde o aluno solta os arquivos. Em vez de ter um botãozinho “escolher arquivo” (chato, 1 por 1), a gente desenhou uma área grande que aceita arrastar-e-soltar de qualquer lugar do computador — igual aos uploads que todo mundo já conhece (Google Drive, Notion).</w:t>
+      </w:r>
+    </w:p>
+    <w:p>
+      <w:pPr>
+        <w:spacing w:after="180"/>
+      </w:pPr>
+      <w:r>
+        <w:rPr>
+          <w:rFonts w:ascii="Arial" w:cs="Arial" w:eastAsia="Arial" w:hAnsi="Arial"/>
+          <w:sz w:val="22"/>
+          <w:szCs w:val="22"/>
+        </w:rPr>
+        <w:t xml:space="preserve">A área aceita os 5 formatos do MVP (PDF, DOCX, PPTX, MD, imagens), valida o tamanho (até 50 MB), e mostra feedback visual claro: enquanto está enviando, a área fica “ocupada”; se aceitar, vira verde; se rejeitar (formato errado ou tamanho excedido), mostra a razão. Tudo isso sem fazer o aluno esperar travado.</w:t>
+      </w:r>
+    </w:p>
+    <w:p>
+      <w:pPr>
+        <w:spacing w:after="180"/>
+      </w:pPr>
+      <w:r>
+        <w:rPr>
+          <w:rFonts w:ascii="Arial" w:cs="Arial" w:eastAsia="Arial" w:hAnsi="Arial"/>
+          <w:sz w:val="22"/>
+          <w:szCs w:val="22"/>
+        </w:rPr>
+        <w:t xml:space="preserve">Por que isso importa? Upload é a primeira interação real do aluno com o produto. Se for confuso, lento ou sem feedback, ele desiste antes de ver o valor. Um upload limpo e responsivo é o que diferencia produto que parece profissional de protótipo de aula.</w:t>
       </w:r>
     </w:p>
     <w:p>
